--- a/Submission Documents/ICDMAI/ICDMAI_paper_with_title_page.docx
+++ b/Submission Documents/ICDMAI/ICDMAI_paper_with_title_page.docx
@@ -2930,7 +2930,7 @@
     </w:p>
     <w:p>
       <w:pPr>
-        <w:keepNext/>
+        <w:keepNext w:val="false"/>
         <w:spacing w:after="80" w:line="240"/>
         <w:jc w:val="center"/>
       </w:pPr>
@@ -5353,7 +5353,7 @@
       <w:r>
         <w:t xml:space="preserve">Boeing, G.: OSMnx: New methods for acquiring, constructing, analyzing, and visualizing complex street networks. Computers, Environment and Urban Systems 65, 126–139 (2017). </w:t>
       </w:r>
-      <w:hyperlink w:history="1" r:id="rIdrwimt3mren4zlzgowwjcj">
+      <w:hyperlink w:history="1" r:id="rIdnzdotgntcblorfyn_c_m4">
         <w:r>
           <w:rPr>
             <w:rStyle w:val="Hyperlink"/>
@@ -5377,7 +5377,7 @@
       <w:r>
         <w:t xml:space="preserve">Felt: Felt AI: AI-powered GIS and mapping platform. Felt Help Center (2025). </w:t>
       </w:r>
-      <w:hyperlink w:history="1" r:id="rIdwrivzvuwmkjpfk_2hmpvb">
+      <w:hyperlink w:history="1" r:id="rIdcsokblvvjmfe1fenz4g7z">
         <w:r>
           <w:rPr>
             <w:rStyle w:val="Hyperlink"/>
@@ -5401,7 +5401,7 @@
       <w:r>
         <w:t xml:space="preserve">Haklay, M., Weber, P.: OpenStreetMap: User-generated street maps. IEEE Pervasive Computing 7(4), 12–18 (2008). </w:t>
       </w:r>
-      <w:hyperlink w:history="1" r:id="rIdimqshfmcoajh8giaq13xo">
+      <w:hyperlink w:history="1" r:id="rIdcfljlzvtoj1gv1hnbqxh8">
         <w:r>
           <w:rPr>
             <w:rStyle w:val="Hyperlink"/>
@@ -5425,7 +5425,7 @@
       <w:r>
         <w:t xml:space="preserve">Kazazi, A.K., Li, Z., Lessani, M.N., Cervone, G.: From questions to queries: An AI-powered multi-agent framework for spatial text-to-SQL. arXiv preprint arXiv:2510.21045 (2025). </w:t>
       </w:r>
-      <w:hyperlink w:history="1" r:id="rIdl3wyk8xi0netkhq50m9tq">
+      <w:hyperlink w:history="1" r:id="rId4r3xo2ch6nmklrvtuxr7u">
         <w:r>
           <w:rPr>
             <w:rStyle w:val="Hyperlink"/>
@@ -5449,7 +5449,7 @@
       <w:r>
         <w:t xml:space="preserve">Li, J., Hui, B., Qu, G., et al.: Can LLM already serve as a database interface? A big bench for large-scale database grounded text-to-SQLs. In: Advances in Neural Information Processing Systems (NeurIPS) (2023). </w:t>
       </w:r>
-      <w:hyperlink w:history="1" r:id="rIdljdsz6oe6wnt5mml1bkf3">
+      <w:hyperlink w:history="1" r:id="rIdgfgsypmde50zvl79ouz_7">
         <w:r>
           <w:rPr>
             <w:rStyle w:val="Hyperlink"/>
@@ -5489,7 +5489,7 @@
       <w:r>
         <w:t xml:space="preserve">Mansourian, A., Oucheikh, R.: ChatGeoAI: Enabling geospatial analysis for public through natural language, with large language models. ISPRS International Journal of Geo-Information 13(10), 348 (2024). </w:t>
       </w:r>
-      <w:hyperlink w:history="1" r:id="rIdqjls91s04ymwleabfwdut">
+      <w:hyperlink w:history="1" r:id="rIdqwdp2lu4qstwmpozbpoeo">
         <w:r>
           <w:rPr>
             <w:rStyle w:val="Hyperlink"/>
@@ -5513,7 +5513,7 @@
       <w:r>
         <w:t xml:space="preserve">Manvi, R., Khanna, S., Mai, G., Burke, M., Lobell, D., Ermon, S.: GeoLLM: Extracting geospatial knowledge from large language models. In: International Conference on Learning Representations (ICLR) (2024). </w:t>
       </w:r>
-      <w:hyperlink w:history="1" r:id="rIdrmqvd_-vn_jpwac9iwrlh">
+      <w:hyperlink w:history="1" r:id="rIdn2r0pjzmt0iih8otxhk9o">
         <w:r>
           <w:rPr>
             <w:rStyle w:val="Hyperlink"/>
@@ -5537,7 +5537,7 @@
       <w:r>
         <w:t xml:space="preserve">Yu, T., Zhang, R., Yang, K., et al.: Spider: A large-scale human-labeled dataset for complex and cross-domain semantic parsing and text-to-SQL task. In: Proceedings of the 2018 Conference on Empirical Methods in Natural Language Processing (EMNLP), pp. 3911–3921. Association for Computational Linguistics, Brussels (2018). </w:t>
       </w:r>
-      <w:hyperlink w:history="1" r:id="rIdrwzj9nou3brcswihia6pd">
+      <w:hyperlink w:history="1" r:id="rId6mow0flfwz1bjnatbcpuh">
         <w:r>
           <w:rPr>
             <w:rStyle w:val="Hyperlink"/>
